--- a/klagomål/A 42124-2025 FSC-klagomål.docx
+++ b/klagomål/A 42124-2025 FSC-klagomål.docx
@@ -1360,7 +1360,7 @@
     <w:r>
       <w:tab/>
       <w:tab/>
-      <w:t>2025-10-24</w:t>
+      <w:t>2025-10-25</w:t>
       <w:br/>
       <w:br/>
     </w:r>

--- a/klagomål/A 42124-2025 FSC-klagomål.docx
+++ b/klagomål/A 42124-2025 FSC-klagomål.docx
@@ -1360,7 +1360,7 @@
     <w:r>
       <w:tab/>
       <w:tab/>
-      <w:t>2025-10-25</w:t>
+      <w:t>2025-10-26</w:t>
       <w:br/>
       <w:br/>
     </w:r>

--- a/klagomål/A 42124-2025 FSC-klagomål.docx
+++ b/klagomål/A 42124-2025 FSC-klagomål.docx
@@ -1360,7 +1360,7 @@
     <w:r>
       <w:tab/>
       <w:tab/>
-      <w:t>2025-10-26</w:t>
+      <w:t>2025-10-27</w:t>
       <w:br/>
       <w:br/>
     </w:r>

--- a/klagomål/A 42124-2025 FSC-klagomål.docx
+++ b/klagomål/A 42124-2025 FSC-klagomål.docx
@@ -1360,7 +1360,7 @@
     <w:r>
       <w:tab/>
       <w:tab/>
-      <w:t>2025-10-27</w:t>
+      <w:t>2025-10-28</w:t>
       <w:br/>
       <w:br/>
     </w:r>

--- a/klagomål/A 42124-2025 FSC-klagomål.docx
+++ b/klagomål/A 42124-2025 FSC-klagomål.docx
@@ -1360,7 +1360,7 @@
     <w:r>
       <w:tab/>
       <w:tab/>
-      <w:t>2025-10-28</w:t>
+      <w:t>2025-10-29</w:t>
       <w:br/>
       <w:br/>
     </w:r>

--- a/klagomål/A 42124-2025 FSC-klagomål.docx
+++ b/klagomål/A 42124-2025 FSC-klagomål.docx
@@ -1360,7 +1360,7 @@
     <w:r>
       <w:tab/>
       <w:tab/>
-      <w:t>2025-10-29</w:t>
+      <w:t>2025-10-30</w:t>
       <w:br/>
       <w:br/>
     </w:r>

--- a/klagomål/A 42124-2025 FSC-klagomål.docx
+++ b/klagomål/A 42124-2025 FSC-klagomål.docx
@@ -1360,7 +1360,7 @@
     <w:r>
       <w:tab/>
       <w:tab/>
-      <w:t>2025-10-30</w:t>
+      <w:t>2025-10-31</w:t>
       <w:br/>
       <w:br/>
     </w:r>

--- a/klagomål/A 42124-2025 FSC-klagomål.docx
+++ b/klagomål/A 42124-2025 FSC-klagomål.docx
@@ -1360,7 +1360,7 @@
     <w:r>
       <w:tab/>
       <w:tab/>
-      <w:t>2025-10-31</w:t>
+      <w:t>2025-11-01</w:t>
       <w:br/>
       <w:br/>
     </w:r>

--- a/klagomål/A 42124-2025 FSC-klagomål.docx
+++ b/klagomål/A 42124-2025 FSC-klagomål.docx
@@ -1360,7 +1360,7 @@
     <w:r>
       <w:tab/>
       <w:tab/>
-      <w:t>2025-11-01</w:t>
+      <w:t>2025-11-02</w:t>
       <w:br/>
       <w:br/>
     </w:r>

--- a/klagomål/A 42124-2025 FSC-klagomål.docx
+++ b/klagomål/A 42124-2025 FSC-klagomål.docx
@@ -1360,7 +1360,7 @@
     <w:r>
       <w:tab/>
       <w:tab/>
-      <w:t>2025-11-02</w:t>
+      <w:t>2025-11-03</w:t>
       <w:br/>
       <w:br/>
     </w:r>

--- a/klagomål/A 42124-2025 FSC-klagomål.docx
+++ b/klagomål/A 42124-2025 FSC-klagomål.docx
@@ -1360,7 +1360,7 @@
     <w:r>
       <w:tab/>
       <w:tab/>
-      <w:t>2025-11-03</w:t>
+      <w:t>2025-11-04</w:t>
       <w:br/>
       <w:br/>
     </w:r>

--- a/klagomål/A 42124-2025 FSC-klagomål.docx
+++ b/klagomål/A 42124-2025 FSC-klagomål.docx
@@ -1360,7 +1360,7 @@
     <w:r>
       <w:tab/>
       <w:tab/>
-      <w:t>2025-11-04</w:t>
+      <w:t>2025-11-05</w:t>
       <w:br/>
       <w:br/>
     </w:r>

--- a/klagomål/A 42124-2025 FSC-klagomål.docx
+++ b/klagomål/A 42124-2025 FSC-klagomål.docx
@@ -1360,7 +1360,7 @@
     <w:r>
       <w:tab/>
       <w:tab/>
-      <w:t>2025-11-05</w:t>
+      <w:t>2025-11-06</w:t>
       <w:br/>
       <w:br/>
     </w:r>

--- a/klagomål/A 42124-2025 FSC-klagomål.docx
+++ b/klagomål/A 42124-2025 FSC-klagomål.docx
@@ -1360,7 +1360,7 @@
     <w:r>
       <w:tab/>
       <w:tab/>
-      <w:t>2025-11-06</w:t>
+      <w:t>2025-11-07</w:t>
       <w:br/>
       <w:br/>
     </w:r>

--- a/klagomål/A 42124-2025 FSC-klagomål.docx
+++ b/klagomål/A 42124-2025 FSC-klagomål.docx
@@ -1360,7 +1360,7 @@
     <w:r>
       <w:tab/>
       <w:tab/>
-      <w:t>2025-11-07</w:t>
+      <w:t>2025-11-08</w:t>
       <w:br/>
       <w:br/>
     </w:r>

--- a/klagomål/A 42124-2025 FSC-klagomål.docx
+++ b/klagomål/A 42124-2025 FSC-klagomål.docx
@@ -191,7 +191,7 @@
     </w:p>
     <w:p>
       <w:r>
-        <w:t>I avverkningsanmälan har följande 8 naturvårdsarter hittats: knärot (VU, §8), garnlav (NT), kolflarnlav (NT), lunglav (NT), tretåig hackspett (NT, §4), ullticka (NT), dropptaggsvamp (S) och revlummer (§9). Av dessa är 6 rödlistade. För rödlistade arter har rödlistekategorin angivits inom parentes. Arter som är signalarter enligt Skogsstyrelsen har markerats med (S). För fridlysta arter anges även paragrafen i Artskyddsförordningen som arten är fridlyst enligt.</w:t>
+        <w:t>I avverkningsanmälan har följande 11 naturvårdsarter hittats: knärot (VU, §8), blanksvart spiklav (NT), garnlav (NT), kolflarnlav (NT), lunglav (NT), rosenticka (NT), tretåig hackspett (NT, §4), ullticka (NT), dropptaggsvamp (S), tjäder (§4) och revlummer (§9). Av dessa är 8 rödlistade. För rödlistade arter har rödlistekategorin angivits inom parentes. Arter som är signalarter enligt Skogsstyrelsen har markerats med (S). För fridlysta arter anges även paragrafen i Artskyddsförordningen som arten är fridlyst enligt.</w:t>
       </w:r>
     </w:p>
     <w:p>
@@ -251,6 +251,17 @@
         <w:rPr>
           <w:b/>
         </w:rPr>
+        <w:t>Blanksvart spiklav (NT)</w:t>
+      </w:r>
+      <w:r>
+        <w:t xml:space="preserve"> förekommer på torr, hård, gammal kärnved men även på äldre ytved av tall i naturskogsartade bestånd med begränsad brandpåverkan och ostörd hydrologi. Skogsbruksåtgärder på eller i närheten av lokaler med blanksvart spiklav utgör ett hot. Naturskogsartade öppna tall- och barrblandskogar med blanksvart spiklav indikerar höga biologiska värden och bör bevaras (SLU Artdatabanken, 2024).</w:t>
+      </w:r>
+    </w:p>
+    <w:p>
+      <w:r>
+        <w:rPr>
+          <w:b/>
+        </w:rPr>
         <w:t>Garnlav (NT)</w:t>
       </w:r>
       <w:r>
@@ -295,6 +306,17 @@
       </w:r>
       <w:r>
         <w:t xml:space="preserve"> (NA) (SLU Artdatabanken, 2025; SLU Artdatabanken, 2024; Nitare &amp; Skogsstyrelsen, 2019).</w:t>
+      </w:r>
+    </w:p>
+    <w:p>
+      <w:r>
+        <w:rPr>
+          <w:b/>
+        </w:rPr>
+        <w:t>Rosenticka (NT)</w:t>
+      </w:r>
+      <w:r>
+        <w:t>, rödlistad som nära hotad, ingår i en karaktäristisk association av vedsvampar som växer på gamla, grova granlågor i urskogsartade barrskogar. Den är placerad i toppen av Skogsstyrelsens värdepyramid för bedömning av skog med höga naturvärden och indikerar ett granskogsekosystem med långvarig kontinuitet av grova lågor. Artens beroende av grova granlågor innebär att alla skogsskötselåtgärder på eller i omedelbar närhet av lokalerna utgör ett hot på lång sikt. Det är angeläget att populationerna inte ytterligare glesas ut och ett tillräckligt antal områden där arten nu finns måste sparas för framtiden (Nitare &amp; Skogsstyrelsen, 2019; SLU Artdatabanken, 2024).</w:t>
       </w:r>
     </w:p>
     <w:p>
@@ -336,7 +358,7 @@
     </w:p>
     <w:p>
       <w:r>
-        <w:t>Följande fridlysta arter har sina livsmiljöer och växtplatser i den avverkningsanmälda skogen: knärot (VU, §8), tretåig hackspett (NT, §4) och revlummer (§9).</w:t>
+        <w:t>Följande fridlysta arter har sina livsmiljöer och växtplatser i den avverkningsanmälda skogen: knärot (VU, §8), tretåig hackspett (NT, §4), tjäder (§4) och revlummer (§9).</w:t>
       </w:r>
     </w:p>
     <w:p>
@@ -384,7 +406,7 @@
     </w:p>
     <w:p>
       <w:r>
-        <w:t>I det avverkningsanmälda området finns 8 fyndplatser för knärot registrerade på Artportalen. Figur 2 visar gränserna för buffertzoner på 50 m, som behöver lämnas kring fyndplatserna för att knärotslokalerna inte ska försvinna vid en avverkning. Av det avverkningsanmälda området överlappar 2.20 ha med buffertzonerna och får av detta skäl inte avverkas.</w:t>
+        <w:t>I det avverkningsanmälda området finns 9 fyndplatser för knärot registrerade på Artportalen. Figur 2 visar gränserna för buffertzoner på 50 m, som behöver lämnas kring fyndplatserna för att knärotslokalerna inte ska försvinna vid en avverkning. Av det avverkningsanmälda området överlappar 2.52 ha med buffertzonerna och får av detta skäl inte avverkas.</w:t>
       </w:r>
     </w:p>
     <w:p>
@@ -444,6 +466,17 @@
         <w:rPr>
           <w:b/>
         </w:rPr>
+        <w:t>Tjäder (§4)</w:t>
+      </w:r>
+      <w:r>
+        <w:t xml:space="preserve"> är en utpräglad skogsfågel knuten till större sammanhängande barrskogsområden. Tupparna och hönorna utnyttjar till viss del olika miljöer, och habitatvalet varierar dessutom mellan olika delar av året. För att det ska finnas livskraftiga tjäderbestånd krävs funktionella skogslandskap med en blandning av uppvuxen, gles och luckig skog, täta sumpskogar, myrar och andra små våtmarker. Arten försvinner när skogen fragmenteras och den sammanlagda arealen hyggen och andra öppna områden blir för stor. Ett småskaligt och försiktigt virkesuttag genom hyggesfria metoder kan i vissa fall vara möjligt i området inom 200 m från lekcentrum. Längre ut från lekcentrum, inom 200–500 m bör den avverkade ytan inte överskrida 1 hektar för att undvika alltför stora och snabba förändringar (Skogsstyrelsen, 2019).</w:t>
+      </w:r>
+    </w:p>
+    <w:p>
+      <w:r>
+        <w:rPr>
+          <w:b/>
+        </w:rPr>
         <w:t>Tretåig hackspett (NT, §4)</w:t>
       </w:r>
       <w:r>
@@ -561,7 +594,7 @@
         <w:rPr>
           <w:i/>
         </w:rPr>
-        <w:t>I det avverkningsanmälda skogsområdet har 8 naturvårdsarter varav 6 rödlistade arter sina livsmiljöer och växtplatser.</w:t>
+        <w:t>I det avverkningsanmälda skogsområdet har 11 naturvårdsarter varav 8 rödlistade arter sina livsmiljöer och växtplatser.</w:t>
       </w:r>
     </w:p>
     <w:p>
@@ -1067,6 +1100,46 @@
       </w:r>
       <w:r>
         <w:t>https://www.slu.se/artdatabanken/arter-och-natur/artiklar/over-20-nya-lavparasiter-for-sverige/</w:t>
+      </w:r>
+    </w:p>
+    <w:p>
+      <w:pPr>
+        <w:pStyle w:val="Heading1"/>
+      </w:pPr>
+      <w:r>
+        <w:t>Tjäder – ekologi samt krav på livsmiljön</w:t>
+      </w:r>
+    </w:p>
+    <w:p>
+      <w:r>
+        <w:t>Tjäder (§4) är en utpräglad skogsfågel knuten till större sammanhängande barrskogsområden. Tupparna och hönorna utnyttjar till viss del olika miljöer, och habitatvalet varierar dessutom mellan olika delar av året. För att det ska finnas livskraftiga tjäderbestånd krävs funktionella skogslandskap med en blandning av uppvuxen, gles och luckig skog, täta sumpskogar, myrar och andra små våtmarker (Skogsstyrelsen, 2019).</w:t>
+      </w:r>
+    </w:p>
+    <w:p>
+      <w:r>
+        <w:t>Arten försvinner när skogen fragmenteras och den sammanlagda arealen hyggen och andra öppna områden blir för stor. Ett småskaligt och försiktigt virkesuttag genom hyggesfria metoder kan i vissa fall vara möjligt i området inom 200 m från lekcentrum. Längre ut från lekcentrum, inom 200–500 m bör den avverkade ytan inte överskrida 1 hektar för att undvika alltför stora och snabba förändringar (Skogsstyrelsen, 2019).</w:t>
+      </w:r>
+    </w:p>
+    <w:p>
+      <w:pPr>
+        <w:pStyle w:val="Heading2"/>
+      </w:pPr>
+      <w:r>
+        <w:t>Referenser – tjäder</w:t>
+      </w:r>
+    </w:p>
+    <w:p>
+      <w:r>
+        <w:t xml:space="preserve">Skogsstyrelsen, 2019. </w:t>
+      </w:r>
+      <w:r>
+        <w:rPr>
+          <w:i/>
+        </w:rPr>
+        <w:t xml:space="preserve">Vägledning för hänsyn till fåglar – tjäder. </w:t>
+      </w:r>
+      <w:r>
+        <w:t>https://www.skogsstyrelsen.se/globalassets/lag-och-tillsyn/artskydd/vagledningar-for-hansyn-till-faglar/tjader-vagledning-hansyn2.pdf</w:t>
       </w:r>
     </w:p>
     <w:p>
@@ -1360,7 +1433,7 @@
     <w:r>
       <w:tab/>
       <w:tab/>
-      <w:t>2025-11-08</w:t>
+      <w:t>2025-11-09</w:t>
       <w:br/>
       <w:br/>
     </w:r>

--- a/klagomål/A 42124-2025 FSC-klagomål.docx
+++ b/klagomål/A 42124-2025 FSC-klagomål.docx
@@ -1433,7 +1433,7 @@
     <w:r>
       <w:tab/>
       <w:tab/>
-      <w:t>2025-11-09</w:t>
+      <w:t>2025-11-10</w:t>
       <w:br/>
       <w:br/>
     </w:r>

--- a/klagomål/A 42124-2025 FSC-klagomål.docx
+++ b/klagomål/A 42124-2025 FSC-klagomål.docx
@@ -1433,7 +1433,7 @@
     <w:r>
       <w:tab/>
       <w:tab/>
-      <w:t>2025-11-10</w:t>
+      <w:t>2025-11-11</w:t>
       <w:br/>
       <w:br/>
     </w:r>

--- a/klagomål/A 42124-2025 FSC-klagomål.docx
+++ b/klagomål/A 42124-2025 FSC-klagomål.docx
@@ -1433,7 +1433,7 @@
     <w:r>
       <w:tab/>
       <w:tab/>
-      <w:t>2025-11-11</w:t>
+      <w:t>2025-11-12</w:t>
       <w:br/>
       <w:br/>
     </w:r>

--- a/klagomål/A 42124-2025 FSC-klagomål.docx
+++ b/klagomål/A 42124-2025 FSC-klagomål.docx
@@ -1433,7 +1433,7 @@
     <w:r>
       <w:tab/>
       <w:tab/>
-      <w:t>2025-11-12</w:t>
+      <w:t>2025-11-13</w:t>
       <w:br/>
       <w:br/>
     </w:r>

--- a/klagomål/A 42124-2025 FSC-klagomål.docx
+++ b/klagomål/A 42124-2025 FSC-klagomål.docx
@@ -1433,7 +1433,7 @@
     <w:r>
       <w:tab/>
       <w:tab/>
-      <w:t>2025-11-13</w:t>
+      <w:t>2025-11-14</w:t>
       <w:br/>
       <w:br/>
     </w:r>

--- a/klagomål/A 42124-2025 FSC-klagomål.docx
+++ b/klagomål/A 42124-2025 FSC-klagomål.docx
@@ -1433,7 +1433,7 @@
     <w:r>
       <w:tab/>
       <w:tab/>
-      <w:t>2025-11-14</w:t>
+      <w:t>2025-11-15</w:t>
       <w:br/>
       <w:br/>
     </w:r>

--- a/klagomål/A 42124-2025 FSC-klagomål.docx
+++ b/klagomål/A 42124-2025 FSC-klagomål.docx
@@ -1433,7 +1433,7 @@
     <w:r>
       <w:tab/>
       <w:tab/>
-      <w:t>2025-11-15</w:t>
+      <w:t>2025-11-20</w:t>
       <w:br/>
       <w:br/>
     </w:r>

--- a/klagomål/A 42124-2025 FSC-klagomål.docx
+++ b/klagomål/A 42124-2025 FSC-klagomål.docx
@@ -1433,7 +1433,7 @@
     <w:r>
       <w:tab/>
       <w:tab/>
-      <w:t>2025-11-20</w:t>
+      <w:t>2025-11-21</w:t>
       <w:br/>
       <w:br/>
     </w:r>

--- a/klagomål/A 42124-2025 FSC-klagomål.docx
+++ b/klagomål/A 42124-2025 FSC-klagomål.docx
@@ -1433,7 +1433,7 @@
     <w:r>
       <w:tab/>
       <w:tab/>
-      <w:t>2025-11-21</w:t>
+      <w:t>2025-11-22</w:t>
       <w:br/>
       <w:br/>
     </w:r>

--- a/klagomål/A 42124-2025 FSC-klagomål.docx
+++ b/klagomål/A 42124-2025 FSC-klagomål.docx
@@ -1433,7 +1433,7 @@
     <w:r>
       <w:tab/>
       <w:tab/>
-      <w:t>2025-11-22</w:t>
+      <w:t>2025-11-23</w:t>
       <w:br/>
       <w:br/>
     </w:r>

--- a/klagomål/A 42124-2025 FSC-klagomål.docx
+++ b/klagomål/A 42124-2025 FSC-klagomål.docx
@@ -1433,7 +1433,7 @@
     <w:r>
       <w:tab/>
       <w:tab/>
-      <w:t>2025-11-23</w:t>
+      <w:t>2025-11-24</w:t>
       <w:br/>
       <w:br/>
     </w:r>

--- a/klagomål/A 42124-2025 FSC-klagomål.docx
+++ b/klagomål/A 42124-2025 FSC-klagomål.docx
@@ -1433,7 +1433,7 @@
     <w:r>
       <w:tab/>
       <w:tab/>
-      <w:t>2025-11-24</w:t>
+      <w:t>2025-11-25</w:t>
       <w:br/>
       <w:br/>
     </w:r>

--- a/klagomål/A 42124-2025 FSC-klagomål.docx
+++ b/klagomål/A 42124-2025 FSC-klagomål.docx
@@ -1433,7 +1433,7 @@
     <w:r>
       <w:tab/>
       <w:tab/>
-      <w:t>2025-11-25</w:t>
+      <w:t>2025-11-26</w:t>
       <w:br/>
       <w:br/>
     </w:r>

--- a/klagomål/A 42124-2025 FSC-klagomål.docx
+++ b/klagomål/A 42124-2025 FSC-klagomål.docx
@@ -1433,7 +1433,7 @@
     <w:r>
       <w:tab/>
       <w:tab/>
-      <w:t>2025-11-26</w:t>
+      <w:t>2025-11-27</w:t>
       <w:br/>
       <w:br/>
     </w:r>

--- a/klagomål/A 42124-2025 FSC-klagomål.docx
+++ b/klagomål/A 42124-2025 FSC-klagomål.docx
@@ -1433,7 +1433,7 @@
     <w:r>
       <w:tab/>
       <w:tab/>
-      <w:t>2025-11-27</w:t>
+      <w:t>2025-11-28</w:t>
       <w:br/>
       <w:br/>
     </w:r>

--- a/klagomål/A 42124-2025 FSC-klagomål.docx
+++ b/klagomål/A 42124-2025 FSC-klagomål.docx
@@ -1433,7 +1433,7 @@
     <w:r>
       <w:tab/>
       <w:tab/>
-      <w:t>2025-11-28</w:t>
+      <w:t>2025-11-29</w:t>
       <w:br/>
       <w:br/>
     </w:r>

--- a/klagomål/A 42124-2025 FSC-klagomål.docx
+++ b/klagomål/A 42124-2025 FSC-klagomål.docx
@@ -1433,7 +1433,7 @@
     <w:r>
       <w:tab/>
       <w:tab/>
-      <w:t>2025-11-29</w:t>
+      <w:t>2025-11-30</w:t>
       <w:br/>
       <w:br/>
     </w:r>

--- a/klagomål/A 42124-2025 FSC-klagomål.docx
+++ b/klagomål/A 42124-2025 FSC-klagomål.docx
@@ -1433,7 +1433,7 @@
     <w:r>
       <w:tab/>
       <w:tab/>
-      <w:t>2025-11-30</w:t>
+      <w:t>2025-12-01</w:t>
       <w:br/>
       <w:br/>
     </w:r>

--- a/klagomål/A 42124-2025 FSC-klagomål.docx
+++ b/klagomål/A 42124-2025 FSC-klagomål.docx
@@ -1433,7 +1433,7 @@
     <w:r>
       <w:tab/>
       <w:tab/>
-      <w:t>2025-12-01</w:t>
+      <w:t>2025-12-02</w:t>
       <w:br/>
       <w:br/>
     </w:r>

--- a/klagomål/A 42124-2025 FSC-klagomål.docx
+++ b/klagomål/A 42124-2025 FSC-klagomål.docx
@@ -1433,7 +1433,7 @@
     <w:r>
       <w:tab/>
       <w:tab/>
-      <w:t>2025-12-02</w:t>
+      <w:t>2025-12-03</w:t>
       <w:br/>
       <w:br/>
     </w:r>

--- a/klagomål/A 42124-2025 FSC-klagomål.docx
+++ b/klagomål/A 42124-2025 FSC-klagomål.docx
@@ -1433,7 +1433,7 @@
     <w:r>
       <w:tab/>
       <w:tab/>
-      <w:t>2025-12-03</w:t>
+      <w:t>2025-12-04</w:t>
       <w:br/>
       <w:br/>
     </w:r>

--- a/klagomål/A 42124-2025 FSC-klagomål.docx
+++ b/klagomål/A 42124-2025 FSC-klagomål.docx
@@ -1433,7 +1433,7 @@
     <w:r>
       <w:tab/>
       <w:tab/>
-      <w:t>2025-12-04</w:t>
+      <w:t>2025-12-05</w:t>
       <w:br/>
       <w:br/>
     </w:r>

--- a/klagomål/A 42124-2025 FSC-klagomål.docx
+++ b/klagomål/A 42124-2025 FSC-klagomål.docx
@@ -1433,7 +1433,7 @@
     <w:r>
       <w:tab/>
       <w:tab/>
-      <w:t>2025-12-05</w:t>
+      <w:t>2025-12-06</w:t>
       <w:br/>
       <w:br/>
     </w:r>

--- a/klagomål/A 42124-2025 FSC-klagomål.docx
+++ b/klagomål/A 42124-2025 FSC-klagomål.docx
@@ -1433,7 +1433,7 @@
     <w:r>
       <w:tab/>
       <w:tab/>
-      <w:t>2025-12-06</w:t>
+      <w:t>2025-12-07</w:t>
       <w:br/>
       <w:br/>
     </w:r>

--- a/klagomål/A 42124-2025 FSC-klagomål.docx
+++ b/klagomål/A 42124-2025 FSC-klagomål.docx
@@ -1433,7 +1433,7 @@
     <w:r>
       <w:tab/>
       <w:tab/>
-      <w:t>2025-12-07</w:t>
+      <w:t>2025-12-08</w:t>
       <w:br/>
       <w:br/>
     </w:r>

--- a/klagomål/A 42124-2025 FSC-klagomål.docx
+++ b/klagomål/A 42124-2025 FSC-klagomål.docx
@@ -1433,7 +1433,7 @@
     <w:r>
       <w:tab/>
       <w:tab/>
-      <w:t>2025-12-08</w:t>
+      <w:t>2025-12-09</w:t>
       <w:br/>
       <w:br/>
     </w:r>

--- a/klagomål/A 42124-2025 FSC-klagomål.docx
+++ b/klagomål/A 42124-2025 FSC-klagomål.docx
@@ -1433,7 +1433,7 @@
     <w:r>
       <w:tab/>
       <w:tab/>
-      <w:t>2025-12-09</w:t>
+      <w:t>2025-12-10</w:t>
       <w:br/>
       <w:br/>
     </w:r>

--- a/klagomål/A 42124-2025 FSC-klagomål.docx
+++ b/klagomål/A 42124-2025 FSC-klagomål.docx
@@ -1433,7 +1433,7 @@
     <w:r>
       <w:tab/>
       <w:tab/>
-      <w:t>2025-12-10</w:t>
+      <w:t>2025-12-11</w:t>
       <w:br/>
       <w:br/>
     </w:r>

--- a/klagomål/A 42124-2025 FSC-klagomål.docx
+++ b/klagomål/A 42124-2025 FSC-klagomål.docx
@@ -1433,7 +1433,7 @@
     <w:r>
       <w:tab/>
       <w:tab/>
-      <w:t>2025-12-11</w:t>
+      <w:t>2025-12-12</w:t>
       <w:br/>
       <w:br/>
     </w:r>

--- a/klagomål/A 42124-2025 FSC-klagomål.docx
+++ b/klagomål/A 42124-2025 FSC-klagomål.docx
@@ -1433,7 +1433,7 @@
     <w:r>
       <w:tab/>
       <w:tab/>
-      <w:t>2025-12-12</w:t>
+      <w:t>2025-12-13</w:t>
       <w:br/>
       <w:br/>
     </w:r>
